--- a/02-tailspin-civic-rev5-ato/artifacts/system_security_plan.docx
+++ b/02-tailspin-civic-rev5-ato/artifacts/system_security_plan.docx
@@ -79,7 +79,7 @@
           <w:sz w:val="20"/>
           <w:szCs w:val="20"/>
         </w:rPr>
-        <w:t xml:space="preserve">Version 2.1 | Effective: 2026-03-01 | Prepared by: Chris Morrissey, ISSO</w:t>
+        <w:t>Version 2.1 | Effective: 2026-03-19 | Prepared by: Chris Morrissey, ISSO</w:t>
       </w:r>
     </w:p>
     <w:p>
@@ -3488,7 +3488,7 @@
         <w:spacing w:after="160"/>
       </w:pPr>
       <w:r>
-        <w:t xml:space="preserve">Security incidents are handled per the AwardWorks Incident Response Plan, which defines severity tiers, escalation paths, and a 24x7 on-call rotation. Consistent with FedRAMP requirements, confirmed or suspected incidents involving federal information are reported to US-CERT and to the sponsoring agency ISSO within one hour of determination. Incident records are retained and reviewed during the annual assessment.</w:t>
+        <w:t>Security incidents are handled per the AwardWorks Incident Response Plan, which defines severity tiers, escalation paths, and a 24x7 on-call rotation. Consistent with FedRAMP requirements, confirmed or suspected incidents involving federal information are reported to CISA and to the sponsoring agency ISSO within one hour of determination. Incident records are retained and reviewed during the annual assessment.</w:t>
       </w:r>
     </w:p>
     <w:p>
@@ -4099,7 +4099,7 @@
                 <w:sz w:val="18"/>
                 <w:szCs w:val="18"/>
               </w:rPr>
-              <w:t xml:space="preserve">2025-08-01</w:t>
+              <w:t>2025-07-30</w:t>
             </w:r>
           </w:p>
         </w:tc>
@@ -4193,7 +4193,7 @@
                 <w:sz w:val="18"/>
                 <w:szCs w:val="18"/>
               </w:rPr>
-              <w:t xml:space="preserve">2026-01-15</w:t>
+              <w:t>2026-01-07</w:t>
             </w:r>
           </w:p>
         </w:tc>
@@ -4287,7 +4287,7 @@
                 <w:sz w:val="18"/>
                 <w:szCs w:val="18"/>
               </w:rPr>
-              <w:t xml:space="preserve">2026-03-01</w:t>
+              <w:t>2026-03-19</w:t>
             </w:r>
           </w:p>
         </w:tc>
